--- a/data/outputs/v2/Biology/SS1.1_Cell_Structure/Biology_Cell_Structure_SummaryTable.docx
+++ b/data/outputs/v2/Biology/SS1.1_Cell_Structure/Biology_Cell_Structure_SummaryTable.docx
@@ -38,6 +38,177 @@
           <w:szCs w:val="22"/>
         </w:rPr>
         <w:t xml:space="preserve">Sub-Strand 1.1: Cell Structure — Teacher Reference (Pre-filled)</w:t>
+      </w:r>
+    </w:p>
+    <w:p>
+      <w:pPr>
+        <w:spacing w:after="80" w:before="120"/>
+      </w:pPr>
+      <w:r>
+        <w:rPr>
+          <w:rFonts w:ascii="Arial" w:cs="Arial" w:eastAsia="Arial" w:hAnsi="Arial"/>
+          <w:b/>
+          <w:bCs/>
+          <w:color w:val="1F3864"/>
+          <w:sz w:val="20"/>
+          <w:szCs w:val="20"/>
+        </w:rPr>
+        <w:t xml:space="preserve">ATTRIBUTION AND LICENSING</w:t>
+      </w:r>
+    </w:p>
+    <w:p>
+      <w:pPr>
+        <w:spacing w:after="60" w:before="0"/>
+      </w:pPr>
+      <w:r>
+        <w:rPr>
+          <w:rFonts w:ascii="Arial" w:cs="Arial" w:eastAsia="Arial" w:hAnsi="Arial"/>
+          <w:b/>
+          <w:bCs/>
+          <w:sz w:val="17"/>
+          <w:szCs w:val="17"/>
+        </w:rPr>
+        <w:t xml:space="preserve">Curriculum Alignment: </w:t>
+      </w:r>
+      <w:r>
+        <w:rPr>
+          <w:rFonts w:ascii="Arial" w:cs="Arial" w:eastAsia="Arial" w:hAnsi="Arial"/>
+          <w:sz w:val="17"/>
+          <w:szCs w:val="17"/>
+        </w:rPr>
+        <w:t xml:space="preserve">Structured in pedagogical alignment with the competence-based curriculum format and learning outcomes established by the Kenya Institute of Curriculum Development (KICD). This material is independently developed and is not officially endorsed or published by KICD.</w:t>
+      </w:r>
+    </w:p>
+    <w:p>
+      <w:pPr>
+        <w:spacing w:after="60" w:before="0"/>
+      </w:pPr>
+      <w:r>
+        <w:rPr>
+          <w:rFonts w:ascii="Arial" w:cs="Arial" w:eastAsia="Arial" w:hAnsi="Arial"/>
+          <w:b/>
+          <w:bCs/>
+          <w:sz w:val="17"/>
+          <w:szCs w:val="17"/>
+        </w:rPr>
+        <w:t xml:space="preserve">Content &amp; Pedagogy: </w:t>
+      </w:r>
+      <w:r>
+        <w:rPr>
+          <w:rFonts w:ascii="Arial" w:cs="Arial" w:eastAsia="Arial" w:hAnsi="Arial"/>
+          <w:sz w:val="17"/>
+          <w:szCs w:val="17"/>
+        </w:rPr>
+        <w:t xml:space="preserve">Developed and adapted by the educator team at SeaVuria (registered 501(c)(3) in the United States and registered NGO in Kenya, No. 872-850A-BF11), who designed the pedagogical framework, lesson templates and exemplar lessons on which this material is based.</w:t>
+      </w:r>
+    </w:p>
+    <w:p>
+      <w:pPr>
+        <w:spacing w:after="60" w:before="0"/>
+      </w:pPr>
+      <w:r>
+        <w:rPr>
+          <w:rFonts w:ascii="Arial" w:cs="Arial" w:eastAsia="Arial" w:hAnsi="Arial"/>
+          <w:b/>
+          <w:bCs/>
+          <w:sz w:val="17"/>
+          <w:szCs w:val="17"/>
+        </w:rPr>
+        <w:t xml:space="preserve">Production &amp; Layout: </w:t>
+      </w:r>
+      <w:r>
+        <w:rPr>
+          <w:rFonts w:ascii="Arial" w:cs="Arial" w:eastAsia="Arial" w:hAnsi="Arial"/>
+          <w:sz w:val="17"/>
+          <w:szCs w:val="17"/>
+        </w:rPr>
+        <w:t xml:space="preserve">Educational design and curriculum sequencing by SeaVuria. Technical layout, structural formatting, and digital optimization/implementation executed in partnership with ARES Education (registered 501(c)(3) in the United States and Canada (as Afretech Aid) and registered NGO in Kenya), with lesson drafting and compilation assisted by AI (Claude, Anthropic).</w:t>
+      </w:r>
+    </w:p>
+    <w:p>
+      <w:pPr>
+        <w:pBdr>
+          <w:bottom w:val="single" w:color="1F3864" w:sz="6" w:space="6"/>
+        </w:pBdr>
+        <w:spacing w:after="60" w:before="0"/>
+      </w:pPr>
+      <w:r>
+        <w:rPr>
+          <w:rFonts w:ascii="Arial" w:cs="Arial" w:eastAsia="Arial" w:hAnsi="Arial"/>
+          <w:b/>
+          <w:bCs/>
+          <w:sz w:val="17"/>
+          <w:szCs w:val="17"/>
+        </w:rPr>
+        <w:t xml:space="preserve">Licensing &amp; Copyright: </w:t>
+      </w:r>
+      <w:r>
+        <w:rPr>
+          <w:rFonts w:ascii="Arial" w:cs="Arial" w:eastAsia="Arial" w:hAnsi="Arial"/>
+          <w:sz w:val="17"/>
+          <w:szCs w:val="17"/>
+        </w:rPr>
+        <w:t xml:space="preserve">© 2026 SeaVuria and ARES. This work is licensed under a </w:t>
+      </w:r>
+      <w:hyperlink w:history="1" r:id="rIdvc-rakyqbtwxeza6hscvr">
+        <w:r>
+          <w:rPr>
+            <w:rFonts w:ascii="Arial" w:cs="Arial" w:eastAsia="Arial" w:hAnsi="Arial"/>
+            <w:color w:val="1F6B75"/>
+            <w:sz w:val="17"/>
+            <w:szCs w:val="17"/>
+            <w:u w:val="single" w:color="1F6B75"/>
+          </w:rPr>
+          <w:t xml:space="preserve">Creative Commons Attribution-NonCommercial 4.0 International License</w:t>
+        </w:r>
+      </w:hyperlink>
+      <w:r>
+        <w:rPr>
+          <w:rFonts w:ascii="Arial" w:cs="Arial" w:eastAsia="Arial" w:hAnsi="Arial"/>
+          <w:sz w:val="17"/>
+          <w:szCs w:val="17"/>
+        </w:rPr>
+        <w:t xml:space="preserve"> (</w:t>
+      </w:r>
+      <w:hyperlink w:history="1" r:id="rIdohlgkv3zjjiqg_rzh7lvq">
+        <w:r>
+          <w:rPr>
+            <w:rFonts w:ascii="Arial" w:cs="Arial" w:eastAsia="Arial" w:hAnsi="Arial"/>
+            <w:color w:val="1F6B75"/>
+            <w:sz w:val="17"/>
+            <w:szCs w:val="17"/>
+            <w:u w:val="single" w:color="1F6B75"/>
+          </w:rPr>
+          <w:t xml:space="preserve">CC BY-NC 4.0</w:t>
+        </w:r>
+      </w:hyperlink>
+      <w:r>
+        <w:rPr>
+          <w:rFonts w:ascii="Arial" w:cs="Arial" w:eastAsia="Arial" w:hAnsi="Arial"/>
+          <w:sz w:val="17"/>
+          <w:szCs w:val="17"/>
+        </w:rPr>
+        <w:t xml:space="preserve">). To view a copy of this license, visit </w:t>
+      </w:r>
+      <w:hyperlink w:history="1" r:id="rIdizvkveke5lquujbhcfa7s">
+        <w:r>
+          <w:rPr>
+            <w:rFonts w:ascii="Arial" w:cs="Arial" w:eastAsia="Arial" w:hAnsi="Arial"/>
+            <w:color w:val="1F6B75"/>
+            <w:sz w:val="17"/>
+            <w:szCs w:val="17"/>
+            <w:u w:val="single" w:color="1F6B75"/>
+          </w:rPr>
+          <w:t xml:space="preserve">https://creativecommons.org/licenses/by-nc/4.0/</w:t>
+        </w:r>
+      </w:hyperlink>
+      <w:r>
+        <w:rPr>
+          <w:rFonts w:ascii="Arial" w:cs="Arial" w:eastAsia="Arial" w:hAnsi="Arial"/>
+          <w:sz w:val="17"/>
+          <w:szCs w:val="17"/>
+        </w:rPr>
+        <w:t xml:space="preserve">. You are free to copy, redistribute, and adapt this material in any medium or format, provided appropriate credit is given and the material is not used for commercial purposes. KICD learning outcomes and curriculum designations reproduced here for alignment purposes remain the property of KICD and are not covered by this license. Linked external resources (e.g. CK-12, Khan Academy, PhET) are subject to their own licenses.</w:t>
       </w:r>
     </w:p>
     <w:p>

--- a/data/outputs/v2/Biology/SS1.1_Cell_Structure/Biology_Cell_Structure_SummaryTable.docx
+++ b/data/outputs/v2/Biology/SS1.1_Cell_Structure/Biology_Cell_Structure_SummaryTable.docx
@@ -564,7 +564,7 @@
                 <w:sz w:val="18"/>
                 <w:szCs w:val="18"/>
               </w:rPr>
-              <w:t xml:space="preserve">Students examined a short narrative/video of a cut on the hand healing over several days — a context familiar to Kenyan learners from everyday farm or kitchen accidents. They noted visible changes: bleeding stops, a scab forms, new pink skin appears. Teacher should prompt: 'What do you think is happening INSIDE the skin that we cannot see?' Allow 3–4 cold-calls before revealing that scientists have discovered many different types of tiny structures working simultaneously beneath the surface.</w:t>
+              <w:t xml:space="preserve">We observed a sequence of changes that happen when a finger is cut — bleeding slows, a clot forms, a scab develops, and new skin appears over several days</w:t>
             </w:r>
           </w:p>
         </w:tc>
@@ -596,7 +596,7 @@
                 <w:sz w:val="18"/>
                 <w:szCs w:val="18"/>
               </w:rPr>
-              <w:t xml:space="preserve">Students began to appreciate that wound healing is not a single simple event — it is a coordinated series of biological processes. They were introduced to the anchoring phenomenon: the healing cut. They also generated their first Driving Question Board (DQB) entries, recording 'wonder questions' such as 'Where does the new skin come from?' and 'What is inside our skin?' Pedagogical note: Do NOT answer DQB questions yet — let curiosity build. Record all student questions visibly on the class DQB for revisiting throughout the unit.</w:t>
+              <w:t xml:space="preserve">We learned that this familiar process is actually made up of many simultaneous events, and that scientists have found many different types of tiny structures working together during wound healing</w:t>
             </w:r>
           </w:p>
         </w:tc>
@@ -628,7 +628,7 @@
                 <w:sz w:val="18"/>
                 <w:szCs w:val="18"/>
               </w:rPr>
-              <w:t xml:space="preserve">At this early stage students cannot yet fully explain the phenomenon — this is intentional. Sample initial student explanation: 'The wound heals because the body fixes itself somehow.' Teacher should document these naive explanations (take a photo or note key phrases) so students can contrast them with their sophisticated final explanations in Lesson 12. This lesson establishes the epistemic need for the entire unit: we must understand cells before we can explain healing.</w:t>
+              <w:t xml:space="preserve">We cannot yet explain why different structures look different or how each one knows what job to do — these are exactly the questions our Driving Question Board will help us answer over the next eleven lessons</w:t>
             </w:r>
           </w:p>
         </w:tc>
@@ -713,7 +713,7 @@
                 <w:sz w:val="18"/>
                 <w:szCs w:val="18"/>
               </w:rPr>
-              <w:t xml:space="preserve">Students examined historical timeline cards showing Hooke (cork cells, 1665), Leeuwenhoek (bacteria in pond water, 1670s), Schleiden (plant cells, 1838), Schwann (animal cells, 1839), and Virchow (cells from cells, 1855). Teacher should ask: 'Why did it take nearly 200 years to develop cell theory? What was limiting scientists?' (Expected answer: lack of good microscopes.) Connect to Kenya: just as maize farming knowledge built up over generations in the Rift Valley, scientific understanding builds incrementally on prior evidence.</w:t>
+              <w:t xml:space="preserve">In this lesson, learners observed labelled diagrams of generalised animal cells, plant cells, and prokaryotic cells. They sorted structural feature cards into Prokaryote and Eukaryote categories and studied the ugali-kitchen analogy mapped onto cell structure components.</w:t>
             </w:r>
           </w:p>
         </w:tc>
@@ -745,7 +745,7 @@
                 <w:sz w:val="18"/>
                 <w:szCs w:val="18"/>
               </w:rPr>
-              <w:t xml:space="preserve">Students learned the three tenets of cell theory verbatim: (1) All living things are made of one or more cells. (2) The cell is the basic structural and functional unit of life. (3) All cells arise from pre-existing cells. They applied these tenets to the anchoring phenomenon: new skin cells during wound healing must come from pre-existing skin cells (Virchow's tenet). This is the first direct conceptual link to healing. Pedagogical note: Require students to write all three tenets in their own words AND in scientific language — both versions matter for KICD assessment.</w:t>
+              <w:t xml:space="preserve">Learners learned the three tenets of cell theory (all living things are made of cells; the cell is the basic unit of life; all cells arise from pre-existing cells) and the contributions of Schleiden, Schwann, and Virchow. They learned the key structural differences between prokaryotic and eukaryotic cells, including the presence or absence of a membrane-bound nucleus and membrane-bound organelles.</w:t>
             </w:r>
           </w:p>
         </w:tc>
@@ -777,7 +777,7 @@
                 <w:sz w:val="18"/>
                 <w:szCs w:val="18"/>
               </w:rPr>
-              <w:t xml:space="preserve">Students updated their initial healing explanation: 'The wound heals because new cells are made from existing cells, and these cells fill the gap.' Teacher should probe: 'But what KIND of cells fill the gap? Are all cells the same?' — deliberately leaving this unanswered to drive curiosity into Lessons 3–9. Students add their first entry to the Summary Table and revise their model to include 'cells' at the wound site for the first time.</w:t>
+              <w:t xml:space="preserve">Learners explained, using a Claim–Evidence–Reasoning paragraph, how Virchow's tenet ('all cells from pre-existing cells') accounts for the production of new skin cells during the healing of Amina's finger. They also explained their Version 1 cell model using a labelled diagram with a structural-function key and articulated the limitations of their current model.</w:t>
             </w:r>
           </w:p>
         </w:tc>
@@ -862,7 +862,7 @@
                 <w:sz w:val="18"/>
                 <w:szCs w:val="18"/>
               </w:rPr>
-              <w:t xml:space="preserve">Students compared labelled electron micrograph diagrams of a prokaryotic cell (E. coli bacterium) and a eukaryotic cell (human white blood cell). Teacher directs: 'List THREE things you see in the eukaryotic cell that you do NOT see in the prokaryotic cell. You have 90 seconds — go.' Cold-call 4 students. Key observations: membrane-bound nucleus, mitochondria, endoplasmic reticulum. Connect to Kenya: bacteria like E. coli are relevant to food safety — githeri or nyama choma left unrefrigerated can harbour dangerous prokaryotes.</w:t>
+              <w:t xml:space="preserve">Learners observed two labelled diagrams — E. coli (prokaryote, linked to nyama choma food poisoning) and a human cheek cell (eukaryote) — and identified structural differences including the presence or absence of a membrane-bound nucleus, membrane-bound organelles, relative size, and cell wall composition.</w:t>
             </w:r>
           </w:p>
         </w:tc>
@@ -894,7 +894,7 @@
                 <w:sz w:val="18"/>
                 <w:szCs w:val="18"/>
               </w:rPr>
-              <w:t xml:space="preserve">Students learned that prokaryotic cells (bacteria) lack a membrane-bound nucleus — their DNA floats freely in the nucleoid region — and have no membrane-bound organelles. Eukaryotic cells (all plant and animal cells) possess a membrane-bound nucleus and specialised membrane-bound organelles. Students also learned that the human body contains both: our own eukaryotic cells AND trillions of prokaryotic bacterial cells (microbiome). Wound healing relevance: bacteria that enter a cut are prokaryotes — the immune system's eukaryotic white blood cells engulf and destroy them.</w:t>
+              <w:t xml:space="preserve">Prokaryotic cells (such as E. coli bacteria) lack a membrane-bound nucleus and membrane-bound organelles; their DNA floats freely in a nucleoid region. Eukaryotic cells (such as human cheek cells) have a membrane-bound nucleus and membrane-bound organelles. Prokaryotes are generally much smaller (1–5 micrometres) than eukaryotes (10–100 micrometres). Both cell types contain ribosomes, but ribosomes are not membrane-bound in either.</w:t>
             </w:r>
           </w:p>
         </w:tc>
@@ -926,7 +926,7 @@
                 <w:sz w:val="18"/>
                 <w:szCs w:val="18"/>
               </w:rPr>
-              <w:t xml:space="preserve">Students refined their healing explanation: 'When a cut happens, bacteria (prokaryotic cells) enter the wound. The body's white blood cells (eukaryotic cells) recognise and destroy the bacteria. This is why the area becomes swollen — the immune response.' Pedagogical note: Many students conflate 'bacteria' with 'germs that are always harmful.' Address this misconception: our gut bacteria (e.g., in the digestive system that processes ugali and beans) are essential to our health. Not all prokaryotes cause disease.</w:t>
+              <w:t xml:space="preserve">The bacteria that could infect Amina's cut (E. coli) are prokaryotes — structurally far simpler than her own body cells, which are eukaryotes. The presence of a membrane-bound nucleus in eukaryotic cells allows DNA to be protected and gene expression to be regulated in ways that support the complexity needed for wound healing. This structural difference explains why, even though bacteria and human cells are both alive, they behave so differently — and why Amina's white blood cells (eukaryotes) can carry out the complex task of recognising and destroying E. coli (prokaryote) cells in the wound.</w:t>
             </w:r>
           </w:p>
         </w:tc>
@@ -1011,7 +1011,7 @@
                 <w:sz w:val="18"/>
                 <w:szCs w:val="18"/>
               </w:rPr>
-              <w:t xml:space="preserve">Students observed a detailed labelled diagram of a plant cell and were asked to match each of the nine key organelles to a 'farming job' analogy: e.g., the chloroplast = solar panel on a Kericho tea farm (captures energy); the vacuole = water storage tank during dry season; the cell wall = fence around a shamba; the mitochondria = generator for night farming; the nucleus = farm manager's office. Teacher should allow pair discussion (2 minutes) before cold-calling 4–5 pairs.</w:t>
+              <w:t xml:space="preserve">A fully labelled plant cell diagram and (where available) electron micrograph images of a maize leaf chloroplast, a central vacuole in an onion cell, and a plant cell wall boundary.</w:t>
             </w:r>
           </w:p>
         </w:tc>
@@ -1043,7 +1043,7 @@
                 <w:sz w:val="18"/>
                 <w:szCs w:val="18"/>
               </w:rPr>
-              <w:t xml:space="preserve">Students learned the nine key plant cell organelles and their functions: cell wall (structural support/protection), cell membrane (selective barrier), nucleus (controls cell activities/contains DNA), chloroplasts (photosynthesis — light energy to glucose), large central vacuole (maintains turgor pressure, stores water/nutrients), mitochondria (cellular respiration — releases energy as ATP), endoplasmic reticulum (transport network — rough ER has ribosomes for protein synthesis), ribosomes (protein synthesis), and Golgi apparatus (packages and ships proteins). Wound healing relevance: This lesson sets the foundation for understanding that organelles are not random — structure always matches function.</w:t>
+              <w:t xml:space="preserve">Plant cells contain nine key organelles — cell wall, cell membrane, nucleus, chloroplasts, large central vacuole, mitochondria, endoplasmic reticulum, ribosomes, and Golgi apparatus — each with a specific structure-linked function, mapped to roles on a Rift Valley maize farm.</w:t>
             </w:r>
           </w:p>
         </w:tc>
@@ -1075,7 +1075,7 @@
                 <w:sz w:val="18"/>
                 <w:szCs w:val="18"/>
               </w:rPr>
-              <w:t xml:space="preserve">Students added plant cell organelles to their science notebooks with function annotations. Teacher should note: plant cell ultrastructure is not directly relevant to the healing cut (skin is made of animal cells), but it is essential comparative knowledge that students will use in Lesson 5 and Lesson 9. Prompt students: 'When we get to skin cells, which of these organelles will we keep? Which will disappear? Why?' Record predictions on a sticky note inside notebooks for revisiting.</w:t>
+              <w:t xml:space="preserve">Unlike the animal cells (e.g., epidermal cells, platelets) involved in healing Kioni's cut, plant cells have organelles such as chloroplasts and a large central vacuole that reflect their unique job: making their own food and maintaining structural pressure. Structure and function are inseparable — a principle that applies equally to the specialised cells in the wound-healing phenomenon.</w:t>
             </w:r>
           </w:p>
         </w:tc>
@@ -1160,7 +1160,7 @@
                 <w:sz w:val="18"/>
                 <w:szCs w:val="18"/>
               </w:rPr>
-              <w:t xml:space="preserve">Students used a Venn diagram to compare plant and animal cells, sorting organelles into three zones: plant only / both / animal only. Teacher provides the organelle list; students sort independently (3 minutes), then compare with a partner, then class cold-call. Key finding: animal cells have lysosomes (absent in plant cells) and centrioles (absent in plant cells); plant cells have cell wall, chloroplasts, and large central vacuole (absent in animal cells). Both share: nucleus, cell membrane, mitochondria, ribosomes, ER, Golgi apparatus.</w:t>
+              <w:t xml:space="preserve">Learners received and analysed a labelled animal cell ultrastructure diagram alongside their Lesson 4 plant cell diagram. They completed a structured Comparison Table identifying organelles as present or absent in each cell type, and delivered group presentations of annotated diagrams with peer feedback.</w:t>
             </w:r>
           </w:p>
         </w:tc>
@@ -1192,7 +1192,7 @@
                 <w:sz w:val="18"/>
                 <w:szCs w:val="18"/>
               </w:rPr>
-              <w:t xml:space="preserve">Students learned that animal cells contain lysosomes — membrane-bound sacs of digestive enzymes that break down waste materials, worn-out organelles, and pathogens. They also contain centrioles, which organise the spindle fibres during cell division. Critically for the anchoring phenomenon: lysosomes in white blood cells digest engulfed bacteria at the wound site; centrioles enable skin cells (keratinocytes) to divide and replace damaged tissue. This lesson is the most directly relevant to the healing cut so far — make this connection explicit.</w:t>
+              <w:t xml:space="preserve">Animal cells contain lysosomes (membrane-bound sacs of digestive enzymes) and centrioles (which organise cell division) — organelles absent in plant cells. Plant cells uniquely possess a cell wall, chloroplasts, and a large central vacuole. Nucleus, mitochondria, ribosomes, ER, Golgi apparatus, and cell membrane are shared. These structural differences reflect the different functional demands on each cell type.</w:t>
             </w:r>
           </w:p>
         </w:tc>
@@ -1224,7 +1224,7 @@
                 <w:sz w:val="18"/>
                 <w:szCs w:val="18"/>
               </w:rPr>
-              <w:t xml:space="preserve">Students significantly upgraded their healing explanation: 'Skin is made of animal cells. When a cut occurs, skin cells divide (using centrioles) to replace lost cells. White blood cells use lysosomes to destroy invading bacteria. The cell membrane controls what enters and leaves each cell during repair.' Teacher should cold-call 3 students to verbalise this explanation before students write it. Pedagogical note: Watch for the common misconception that lysosomes 'eat the whole cell' — clarify that lysosomes digest specific targets, not the host cell itself (unless during programmed cell death).</w:t>
+              <w:t xml:space="preserve">Learners constructed Functional Justifications explaining why animal cells lack cell walls (flexibility needed for movement and shape change), chloroplasts (they obtain energy from food, not photosynthesis), and large vacuoles (no need for turgor pressure maintenance). They connected organelles to specific cells in the cut finger phenomenon — e.g., lysosomes in neutrophils digesting bacteria, centrioles enabling epidermal cell division during wound closure. Version 3 of the cumulative cell model was completed: a side-by-side colour-coded Plant vs. Animal diagram with a Model Revision Note.</w:t>
             </w:r>
           </w:p>
         </w:tc>
@@ -1309,7 +1309,7 @@
                 <w:sz w:val="18"/>
                 <w:szCs w:val="18"/>
               </w:rPr>
-              <w:t xml:space="preserve">Students prepared wet mount slides of onion epidermal cells (peeled from a fresh red or white onion — readily available at any Kenyan market), stained with iodine solution, and observed under light microscopes at 40×, 100×, and 400× magnification. Teacher instruction: 'Draw what you see at EACH magnification. Label: cell wall, vacuole, nucleus. Note what you do NOT see and explain why.' Wait time: allow 8–10 minutes of silent observation and drawing before discussion. Common issue: students over-press the coverslip and burst cells — remind them to lower it at an angle.</w:t>
+              <w:t xml:space="preserve">Onion epidermal cells prepared as temporary wet mount slides stained with iodine: rectangular cells with visible cell wall, large central vacuole, nucleus stained dark brown/yellow by iodine, cytoplasm, and cell membrane pressed against the inner cell wall. NO chloroplasts observed.</w:t>
             </w:r>
           </w:p>
         </w:tc>
@@ -1341,7 +1341,7 @@
                 <w:sz w:val="18"/>
                 <w:szCs w:val="18"/>
               </w:rPr>
-              <w:t xml:space="preserve">Students observed that onion epidermal cells clearly show a cell wall (giving the brick-like rectangular shape), a large vacuole, and a nucleus — but NO chloroplasts. The critical reasoning task: onion bulbs grow underground and never receive sunlight, so chloroplasts (needed for photosynthesis) are not required. This reinforces the core principle: structure matches function. Students also practised microscopy skills — focusing technique, magnification calculation (eyepiece × objective), and biological drawing conventions (pencil, no shading, label lines with ruler).</w:t>
+              <w:t xml:space="preserve">Onion epidermal cells are plant cells that contain a cell wall, vacuole, and nucleus — but NO chloroplasts, because the onion bulb grows underground and is not exposed to light. This is evidence of cell specialisation: the onion epidermal cell is adapted for protection and storage, not photosynthesis. All plant cells share some features (cell wall, vacuole) but differ in which organelles they contain depending on their function.</w:t>
             </w:r>
           </w:p>
         </w:tc>
@@ -1373,7 +1373,7 @@
                 <w:sz w:val="18"/>
                 <w:szCs w:val="18"/>
               </w:rPr>
-              <w:t xml:space="preserve">Students connected this practical to the anchoring phenomenon by reasoning: 'Skin cells also lack chloroplasts because skin does not photosynthesise. Just as the onion cell's structure matches its underground storage function, skin cells will have structures that match their protective and repair function.' Pedagogical note: Biological drawing is a KICD-assessed skill — insist on correct conventions (sharp pencil, no shading, ruled label lines, magnification stated). Mark drawings formatively during the practical, not after.</w:t>
+              <w:t xml:space="preserve">The absence of chloroplasts in onion skin cells is not an error — it is evidence of specialisation. Cells only build and maintain the structures they need for their specific job. Just as the cells healing the Nairobi student's cut finger are each specialised (platelets for clotting, fibroblasts for collagen, epidermal cells for surface repair), the onion epidermal cell is specialised for its role. This confirms that having the same DNA does not mean every cell builds the same structures — gene expression is selective, and structure is determined by function.</w:t>
             </w:r>
           </w:p>
         </w:tc>
@@ -1458,7 +1458,7 @@
                 <w:sz w:val="18"/>
                 <w:szCs w:val="18"/>
               </w:rPr>
-              <w:t xml:space="preserve">Students gently scraped the inside of their cheek with a clean cotton swab, smeared the sample onto a glass slide, stained with methylene blue, and observed under the microscope. Teacher should model the technique first, emphasising sterile precautions (dispose of swabs safely, do not share). Students observed at 100× and 400×. Key observation: cells appear irregular/oval (no rigid cell wall), nucleus is clearly visible and stained dark blue, no chloroplasts, no large vacuole. Students also noted variability in cell size and shape between samples.</w:t>
+              <w:t xml:space="preserve">Learners prepared temporary wet mounts of their own cheek (buccal) cells using methylene blue stain, focused them under a compound light microscope, and produced labelled biological drawings. They directly observed a cell membrane, cytoplasm, and nucleus in each cheek cell.</w:t>
             </w:r>
           </w:p>
         </w:tc>
@@ -1490,7 +1490,7 @@
                 <w:sz w:val="18"/>
                 <w:szCs w:val="18"/>
               </w:rPr>
-              <w:t xml:space="preserve">Students confirmed through direct observation that animal cells (human cheek epithelial cells) contain a cell membrane, cytoplasm, and a membrane-bound nucleus, but lack a cell wall, chloroplasts, and large central vacuole — exactly as predicted from Lesson 5. The irregular shape of cheek cells (compared to the rectangular onion cells) is directly caused by the absence of a rigid cell wall. This is the first time students SEE the structure-determines-shape principle with their own cells. Wound healing link: epithelial cells like cheek cells are the same category as skin (epidermal) cells — the cells that must regenerate after a cut.</w:t>
+              <w:t xml:space="preserve">Animal cells (such as human cheek epithelial cells) contain a cell membrane, cytoplasm, and a membrane-bound nucleus, but lack a cell wall, chloroplasts, and a large central vacuole — structures present in the plant (onion) cells observed in Lesson 6. The absence of a rigid cell wall allows animal cells to adopt flexible, irregular shapes.</w:t>
             </w:r>
           </w:p>
         </w:tc>
@@ -1522,7 +1522,7 @@
                 <w:sz w:val="18"/>
                 <w:szCs w:val="18"/>
               </w:rPr>
-              <w:t xml:space="preserve">Students made the most personal connection yet to the anchoring phenomenon: 'The cells I just looked at are the same TYPE as the cells in my skin. When I get a cut, cells like these — with a flexible membrane, no cell wall, and a nucleus containing my DNA — divide and migrate to close the wound.' Teacher should prompt: 'What organelle controls cell division in these cells?' (centrioles) 'What organelle destroys pathogens in the white blood cells nearby?' (lysosomes) — reviewing Lesson 5 in context. Update DQB: tick off 'How can we see cells?' and 'What do skin cells look like?'</w:t>
+              <w:t xml:space="preserve">The structural differences between plant and animal cells are not random — they reflect the different needs and lifestyles of each cell type. The absence of a cell wall in animal cells allows them to change shape, which is directly relevant to the anchoring phenomenon: cells such as platelets and epidermal cells can flatten, extend, and migrate during wound healing precisely because they are not constrained by a rigid outer wall. This is one piece of the larger puzzle of how cell shape determines cell function.</w:t>
             </w:r>
           </w:p>
         </w:tc>
@@ -1607,7 +1607,7 @@
                 <w:sz w:val="18"/>
                 <w:szCs w:val="18"/>
               </w:rPr>
-              <w:t xml:space="preserve">Students examined a gallery of six specialised animal cell diagrams/images: red blood cell (biconcave, no nucleus), nerve cell (long axon, dendrites), muscle cell (long, striated, multi-nucleate), white blood cell (irregular, flexible), sperm cell (flagellum, many mitochondria), and ciliated epithelial cell (hair-like cilia). Teacher task: 'For each cell, identify ONE structural feature that is unusual compared to a typical animal cell, and suggest what job that feature helps the cell do. You have 5 minutes.' Cold-call 6 students — one per cell.</w:t>
+              <w:t xml:space="preserve">Learners examined annotated diagrams and micrographs of five specialised animal cells — red blood cells (biconcave, no nucleus), white blood cells (irregular shape, many lysosomes), nerve cells (long axon, myelin sheath), sperm cells (flagellum, mitochondria-packed midpiece), and muscle cells (many mitochondria, myofilaments) — and compared normal red blood cells with sickle cells using printed micrograph evidence.</w:t>
             </w:r>
           </w:p>
         </w:tc>
@@ -1639,7 +1639,7 @@
                 <w:sz w:val="18"/>
                 <w:szCs w:val="18"/>
               </w:rPr>
-              <w:t xml:space="preserve">Students learned that cell specialisation is the process by which cells develop distinct structures that equip them for specific functions. The principle is: structure determines function. Key examples relevant to wound healing: (1) Red blood cells — biconcave disc, no nucleus, packed with haemoglobin → maximises surface area for oxygen transport to healing tissue. (2) White blood cells — irregular flexible shape, large lysosomes → can engulf pathogens at wound site. (3) Platelets (bonus) — tiny, no nucleus, sticky → clump to form a clot. Teacher should explicitly connect each cell to the anchoring phenomenon.</w:t>
+              <w:t xml:space="preserve">Learners learned that cell specialisation is the process by which cells develop distinct structures that equip them for specific functions; that structural features such as the absence of a nucleus (RBC), a long axon (neuron), or a flagellum (sperm) are not random but are direct adaptations to function; and that when cell shape is disrupted — as in sickle-cell anaemia — function is catastrophically compromised, providing powerful evidence that shape determines function.</w:t>
             </w:r>
           </w:p>
         </w:tc>
@@ -1671,7 +1671,7 @@
                 <w:sz w:val="18"/>
                 <w:szCs w:val="18"/>
               </w:rPr>
-              <w:t xml:space="preserve">Students now produced their most detailed healing explanation to date: 'When I get a cut: (1) Platelets (specialised cell fragments) rush to the site and form a clot. (2) White blood cells (specialised with large lysosomes and flexible membranes) engulf bacteria. (3) Red blood cells (specialised to carry oxygen — biconcave, no nucleus) deliver oxygen to fuel the healing process. (4) Skin cells (keratinocytes) divide using centrioles to replace lost tissue.' This is a major milestone — students are now explaining the phenomenon using specific cell structures. Celebrate this growth explicitly.</w:t>
+              <w:t xml:space="preserve">Learners explained how each of the five specialised animal cells contributes to the healing-cut phenomenon sequence — red blood cells deliver oxygen to repair tissue, white blood cells engulf bacteria at the wound site, nerve cells transmit pain signals, muscle cells enable movement that keeps the wound protected, and sperm cells (while not directly involved in healing) demonstrate the principle that extreme specialisation trades generalist survival for singular functional excellence. Learners used the Claim-Evidence-Reasoning framework to argue from the sickle-cell micrograph that cell shape is the physical basis of cell function.</w:t>
             </w:r>
           </w:p>
         </w:tc>
@@ -1756,7 +1756,7 @@
                 <w:sz w:val="18"/>
                 <w:szCs w:val="18"/>
               </w:rPr>
-              <w:t xml:space="preserve">Students examined diagrams and/or prepared slides of five specialised plant cells from a bean seedling (common in Kenyan school gardens and farms): root hair cell (long extension, no chloroplasts), xylem vessel cell (hollow, lignified, no nucleus at maturity), phloem sieve tube cell (perforated end walls, companion cell), guard cell (kidney-shaped pair, chloroplasts), and mesophyll cell (loosely packed, many chloroplasts). Teacher connects to local agriculture: 'Farmers in Kisumu and the Rift Valley grow beans. Every cell in that seedling has a specific job. Let's find out why.'</w:t>
+              <w:t xml:space="preserve">Learners observed detailed diagrams (and where available, microscope slides or projected images) of five specialised plant cells — root hair cell, guard cell, xylem vessel, phloem sieve tube, and palisade mesophyll cell — recording labelled scientific drawings and completing a three-column observation table of structural features, alongside a contextual comparison of stomatal aperture in dry Turkana vs. humid Kericho.</w:t>
             </w:r>
           </w:p>
         </w:tc>
@@ -1788,7 +1788,7 @@
                 <w:sz w:val="18"/>
                 <w:szCs w:val="18"/>
               </w:rPr>
-              <w:t xml:space="preserve">Students learned that plant cells specialise just as animal cells do. Each of the five cell types has a specific structural adaptation: root hair cells have a long thin extension to increase surface area for water absorption (no chloroplasts — underground, no light); xylem vessels are hollow tubes with lignified walls — dead at maturity — forming a continuous pipe for water transport; phloem sieve tubes have perforated end plates for sugar transport; guard cells change shape (opening/closing stomata) due to changes in turgor pressure; mesophyll cells are packed with chloroplasts for maximum photosynthesis. Core principle reinforced: structure always matches function.</w:t>
+              <w:t xml:space="preserve">Learners learned that plant cells specialise just as animal cells do; that each of the five cells has a specific structural adaptation (e.g., the long extension of root hair cells for absorption, the hollow lignified lumen of xylem for water transport, the dense chloroplasts of palisade cells for photosynthesis) that directly enables its function; and that specialised plant cells work in coordinated systems — absorption → transport → photosynthesis → regulation — mirroring the coordinated cell systems seen in wound healing.</w:t>
             </w:r>
           </w:p>
         </w:tc>
@@ -1820,7 +1820,7 @@
                 <w:sz w:val="18"/>
                 <w:szCs w:val="18"/>
               </w:rPr>
-              <w:t xml:space="preserve">Students drew the parallel between plant and animal specialisation: 'Just as red blood cells are shaped for oxygen transport and white blood cells are shaped for defence, root hair cells are shaped for absorption and xylem cells are shaped for water transport. All cells — plant or animal — are specialised for their specific job.' Teacher should note: this lesson is not directly about wound healing, but it powerfully reinforces the universal principle of the driving question. Use the DQB to prompt: 'Does specialisation explain why cells look different?' Students should now confidently answer YES with multiple examples.</w:t>
+              <w:t xml:space="preserve">Learners explained, using the Claim-Evidence-Reasoning frame, why each plant cell's shape suits its function; constructed a 'Plant Side' addition to their cumulative specialisation model with directional arrows showing how root hair cells, xylem, phloem, palisade, and guard cells work together; and drew a 'bridge arrow' articulating how plant cell specialisation (particularly photosynthesis in palisade cells) provides the glucose energy that ultimately powers animal cell processes such as fibroblast collagen synthesis during wound healing.</w:t>
             </w:r>
           </w:p>
         </w:tc>
@@ -1905,7 +1905,7 @@
                 <w:sz w:val="18"/>
                 <w:szCs w:val="18"/>
               </w:rPr>
-              <w:t xml:space="preserve">Students arranged a set of cards showing the five levels of biological organisation — cell, tissue, organ, organ system, organism — using a human skin wound as the organising context. Card examples: keratinocyte (cell) → epidermis (tissue) → skin (organ) → integumentary system (organ system) → human body (organism). Teacher then extends: 'Apply the same hierarchy to a maize plant from a farm in Kitale. Start at the cell level.' Pair task (3 minutes) → cold-call 3 pairs. This dual application (animal + plant) reinforces that organisation is a universal biological principle.</w:t>
+              <w:t xml:space="preserve">Annotated microscope images and diagrams showing one epidermal cell → stratified squamous epithelial tissue → skin organ cross-section → integumentary system → human body; parallel Kenyan school analogy diagram (student → class → Mwangaza Secondary School → Nairobi County Education → Kenyan society).</w:t>
             </w:r>
           </w:p>
         </w:tc>
@@ -1937,7 +1937,7 @@
                 <w:sz w:val="18"/>
                 <w:szCs w:val="18"/>
               </w:rPr>
-              <w:t xml:space="preserve">Students learned that cells of the same type group together to form tissues; different tissues combine to form organs; organs working together form organ systems; organ systems combine to form a complete organism. For wound healing: skin (organ) is composed of epidermal tissue (tissue) made of keratinocytes (cells). The integumentary system (organ system) includes skin, hair, and nails. When a cut occurs, healing involves not just cells but the coordination of multiple tissues (connective tissue, epithelial tissue, nervous tissue for pain signals, vascular tissue for blood supply). This level of organisation is what makes complex healing possible.</w:t>
+              <w:t xml:space="preserve">Cells of the same type group together to form tissues; different tissues combine to form organs; organs working together form organ systems; organ systems together constitute the whole organism. In the wound-healing phenomenon, epidermal cells form epithelial tissue, which is part of the skin organ, which belongs to the integumentary system, which protects the entire organism.</w:t>
             </w:r>
           </w:p>
         </w:tc>
@@ -1969,7 +1969,7 @@
                 <w:sz w:val="18"/>
                 <w:szCs w:val="18"/>
               </w:rPr>
-              <w:t xml:space="preserve">Students wrote an organisational explanation of wound healing: 'A cut disrupts cells → tissues → the skin organ → and requires the integumentary, circulatory, and immune organ systems to work together to repair the damage.' Teacher pedagogical note: Many students treat the five levels as a simple memorisation list. Push deeper: 'Why does organisation matter? Could single cells heal a wound as effectively as organised tissues?' (No — organisation enables division of labour and coordination.) This distinction is essential for KICD higher-order assessment questions.</w:t>
+              <w:t xml:space="preserve">No single specialised cell — not the platelet, the neutrophil, the fibroblast, nor the epidermal cell — can heal the cut finger alone. Healing requires all four cell types to be organised into tissues, organs, and systems that coordinate their functions. The organisational hierarchy is what transforms individual specialised cells into a living, self-repairing organism — answering the driving question by showing that shape determines job at the cell level, but ORGANISATION determines survival at the organism level.</w:t>
             </w:r>
           </w:p>
         </w:tc>
@@ -2054,7 +2054,7 @@
                 <w:sz w:val="18"/>
                 <w:szCs w:val="18"/>
               </w:rPr>
-              <w:t xml:space="preserve">Students spread out all their Summary Table entries from Lessons 1–10 and were given 10 minutes to silently re-read their own progression of observations, learning, and explanations. Teacher prompt: 'Find THREE places where your understanding changed significantly. Put a star next to each.' Then: 'Find ONE thing you wrote early on that you now know was incomplete or wrong.' Cold-call 4–5 students to share — normalise scientific revision as a strength, not a weakness. Students then created a revised cumulative model of wound healing incorporating all lessons.</w:t>
+              <w:t xml:space="preserve">In this lesson I observed that learners could integrate their cumulative cell knowledge into a four-zone poster model, that peer feedback during the gallery walk was most precise when learners referenced specific organelles and functions rather than general impressions, and that the DQB closure generated genuine discussion about which questions were fully answered versus partially answered.</w:t>
             </w:r>
           </w:p>
         </w:tc>
@@ -2086,7 +2086,7 @@
                 <w:sz w:val="18"/>
                 <w:szCs w:val="18"/>
               </w:rPr>
-              <w:t xml:space="preserve">Students consolidated the full arc of learning: plant cells and animal cells share core organelles (nucleus, cell membrane, mitochondria, ribosomes, ER, Golgi) but differ in presence of cell wall, large central vacuole, and chloroplasts (plant only) and lysosomes and centrioles (animal only). All cells — regardless of specialisation — share the same DNA but express different genes to produce different structures. The five levels of organisation explain how specialised cells achieve coordinated healing. This lesson is pedagogically critical: it makes the implicit learning explicit. Do not skip the model revision activity — it is the most powerful consolidation tool in the unit.</w:t>
+              <w:t xml:space="preserve">Learners consolidated that plant cells and animal cells share core organelles but differ in the presence of a cell wall, large central vacuole, and chloroplasts; that specialised cells in the wound-healing response have structural features directly suited to their functions; and that the organisational hierarchy from cell to organism explains how individual cell functions combine to produce complex responses such as healing.</w:t>
             </w:r>
           </w:p>
         </w:tc>
@@ -2118,7 +2118,7 @@
                 <w:sz w:val="18"/>
                 <w:szCs w:val="18"/>
               </w:rPr>
-              <w:t xml:space="preserve">Students produced their penultimate wound healing explanation — the most sophisticated yet — integrating: cell theory (new cells from existing cells), cell types (prokaryote vs. eukaryote), organelle function (lysosomes, centrioles, mitochondria, nucleus), specialisation (red blood cells, white blood cells, platelets, keratinocytes), and levels of organisation (cell → tissue → organ → system → organism). Teacher should use this as a formative assessment — read 5–6 student explanations before Lesson 12 and identify remaining gaps or misconceptions to address in the final lesson.</w:t>
+              <w:t xml:space="preserve">Learners explained the driving question — why cells look so different and how shape determines function — by constructing an integrated model that connected organelle structure to cell function to tissue and organ roles to whole-organism response, using the Nairobi wound-healing phenomenon as the unifying explanatory context.</w:t>
             </w:r>
           </w:p>
         </w:tc>
@@ -2203,7 +2203,7 @@
                 <w:sz w:val="18"/>
                 <w:szCs w:val="18"/>
               </w:rPr>
-              <w:t xml:space="preserve">Students returned to the original anchoring phenomenon from Lesson 1 — the healing cut narrative — and re-read it with fresh eyes. Teacher asks: 'Read this again. How many things can you NOW explain that you could NOT explain in Lesson 1?' Students annotate the text individually (5 minutes), then share in pairs. The class then formally closes the DQB together: teacher reads each original student question aloud, and students vote on whether it has been answered, partially answered, or remains open. All three outcomes are valid and celebrated.</w:t>
+              <w:t xml:space="preserve">The class co-constructed a complete, sequential, cell-by-cell explanation of wound healing on the board — from the moment of the cut to the closure of the skin — naming platelets, neutrophils, macrophages, fibroblasts, and epidermal cells with their shapes and key organelles. A minimum of 8 students contributed publicly via cold-call.</w:t>
             </w:r>
           </w:p>
         </w:tc>
@@ -2235,7 +2235,7 @@
                 <w:sz w:val="18"/>
                 <w:szCs w:val="18"/>
               </w:rPr>
-              <w:t xml:space="preserve">Students consolidated that all specialised cells in the body originate from the same organism and carry the same DNA, but different genes are expressed in different cells, producing different structures and functions — this is the fundamental answer to the driving question. The complete wound healing explanation integrates every lesson: cell theory explains why new cells appear; prokaryote/eukaryote distinction explains bacteria vs. immune cells; organelle knowledge explains HOW each cell does its job; specialisation explains WHY different cells are present; levels of organisation explain HOW they coordinate. Remaining DQB questions (e.g., 'How do cells know when to divide?' 'What signals trigger healing?') are acknowledged as genuine open scientific questions — modelling authentic scientific practice.</w:t>
+              <w:t xml:space="preserve">All specialised cells in the body originate from the same organism and carry the same DNA, but different genes are expressed in different cells, producing different structures — and those structures directly determine function. The shape of a cell is not accidental: it is the physical expression of the job that cell is specialised to do. This is the complete answer to the driving question.</w:t>
             </w:r>
           </w:p>
         </w:tc>
@@ -2267,7 +2267,7 @@
                 <w:sz w:val="18"/>
                 <w:szCs w:val="18"/>
               </w:rPr>
-              <w:t xml:space="preserve">Students wrote their FINAL complete explanation of the anchoring phenomenon. A strong Grade 10 response should include: (1) Cell theory — new skin cells arise from pre-existing skin cells by cell division. (2) Specialisation — platelets clot the blood; white blood cells (with lysosomes) engulf bacteria; red blood cells (biconcave, no nucleus) deliver oxygen; keratinocytes (skin cells) migrate and divide to close the wound. (3) Organelle function — centrioles organise cell division; mitochondria provide ATP energy; lysosomes digest pathogens. (4) Levels of organisation — healing occurs at cell, tissue, organ, and organ system levels simultaneously. Teacher should compare each student's final explanation to their Lesson 1 prediction and make this growth visible. Celebrate the journey from 'wounds just glue back together' to a full cell-biology explanation.</w:t>
+              <w:t xml:space="preserve">The anchoring phenomenon — The Healing Cut — is fully explained: platelets (small, anucleate, sticky) aggregate and initiate clotting; neutrophils (multi-lobed nucleus, abundant lysosomes) engulf bacteria; macrophages (irregular, flexible membrane) engulf debris and dead cells; fibroblasts (elongated, extensive rough ER and Golgi) secrete collagen scaffolding; epidermal cells (tightly packed, active nucleus) divide and migrate to close the surface. Every cell's shape is a solution to a specific biological problem — and that is why cells in the same organism look so completely different from each other.</w:t>
             </w:r>
           </w:p>
         </w:tc>
@@ -2391,7 +2391,7 @@
         </w:rPr>
         <w:t xml:space="preserve">© 2026 SeaVuria and ARES. This work is licensed under a </w:t>
       </w:r>
-      <w:hyperlink w:history="1" r:id="rIdxciyf3_kt_j3b6rqlcgyf">
+      <w:hyperlink w:history="1" r:id="rIduhudxnt3ifbtxkbvthael">
         <w:r>
           <w:rPr>
             <w:rFonts w:ascii="Arial" w:cs="Arial" w:eastAsia="Arial" w:hAnsi="Arial"/>
@@ -2411,7 +2411,7 @@
         </w:rPr>
         <w:t xml:space="preserve"> (</w:t>
       </w:r>
-      <w:hyperlink w:history="1" r:id="rIdqyjau7ixj3bqh3700npti">
+      <w:hyperlink w:history="1" r:id="rIdjxmdadfka3qsksy37q75w">
         <w:r>
           <w:rPr>
             <w:rFonts w:ascii="Arial" w:cs="Arial" w:eastAsia="Arial" w:hAnsi="Arial"/>
@@ -2431,7 +2431,7 @@
         </w:rPr>
         <w:t xml:space="preserve">). To view a copy of this license, visit </w:t>
       </w:r>
-      <w:hyperlink w:history="1" r:id="rIdd9ynwig0sts5x6par3hz4">
+      <w:hyperlink w:history="1" r:id="rIdpgbprljtvgo521p2rjkfp">
         <w:r>
           <w:rPr>
             <w:rFonts w:ascii="Arial" w:cs="Arial" w:eastAsia="Arial" w:hAnsi="Arial"/>

--- a/data/outputs/v2/Biology/SS1.1_Cell_Structure/Biology_Cell_Structure_SummaryTable.docx
+++ b/data/outputs/v2/Biology/SS1.1_Cell_Structure/Biology_Cell_Structure_SummaryTable.docx
@@ -1075,7 +1075,7 @@
                 <w:sz w:val="18"/>
                 <w:szCs w:val="18"/>
               </w:rPr>
-              <w:t xml:space="preserve">Unlike the animal cells (e.g., epidermal cells, platelets) involved in healing Kioni's cut, plant cells have organelles such as chloroplasts and a large central vacuole that reflect their unique job: making their own food and maintaining structural pressure. Structure and function are inseparable — a principle that applies equally to the specialised cells in the wound-healing phenomenon.</w:t>
+              <w:t xml:space="preserve">Unlike the animal cells (e.g., epidermal cells, platelets) involved in healing Amina's cut, plant cells have organelles such as chloroplasts and a large central vacuole that reflect their unique job: making their own food and maintaining structural pressure. Structure and function are inseparable — a principle that applies equally to the specialised cells in the wound-healing phenomenon.</w:t>
             </w:r>
           </w:p>
         </w:tc>
@@ -2391,7 +2391,7 @@
         </w:rPr>
         <w:t xml:space="preserve">© 2026 SeaVuria and ARES. This work is licensed under a </w:t>
       </w:r>
-      <w:hyperlink w:history="1" r:id="rIduhudxnt3ifbtxkbvthael">
+      <w:hyperlink w:history="1" r:id="rIdblqsucw98yjd-y-rbjsgo">
         <w:r>
           <w:rPr>
             <w:rFonts w:ascii="Arial" w:cs="Arial" w:eastAsia="Arial" w:hAnsi="Arial"/>
@@ -2411,7 +2411,7 @@
         </w:rPr>
         <w:t xml:space="preserve"> (</w:t>
       </w:r>
-      <w:hyperlink w:history="1" r:id="rIdjxmdadfka3qsksy37q75w">
+      <w:hyperlink w:history="1" r:id="rIdlcs-9vzeclgnvlv_fa4nz">
         <w:r>
           <w:rPr>
             <w:rFonts w:ascii="Arial" w:cs="Arial" w:eastAsia="Arial" w:hAnsi="Arial"/>
@@ -2431,7 +2431,7 @@
         </w:rPr>
         <w:t xml:space="preserve">). To view a copy of this license, visit </w:t>
       </w:r>
-      <w:hyperlink w:history="1" r:id="rIdpgbprljtvgo521p2rjkfp">
+      <w:hyperlink w:history="1" r:id="rIdks3xks7uqnnqckl-xiig6">
         <w:r>
           <w:rPr>
             <w:rFonts w:ascii="Arial" w:cs="Arial" w:eastAsia="Arial" w:hAnsi="Arial"/>

--- a/data/outputs/v2/Biology/SS1.1_Cell_Structure/Biology_Cell_Structure_SummaryTable.docx
+++ b/data/outputs/v2/Biology/SS1.1_Cell_Structure/Biology_Cell_Structure_SummaryTable.docx
@@ -2391,7 +2391,7 @@
         </w:rPr>
         <w:t xml:space="preserve">© 2026 SeaVuria and ARES. This work is licensed under a </w:t>
       </w:r>
-      <w:hyperlink w:history="1" r:id="rIdblqsucw98yjd-y-rbjsgo">
+      <w:hyperlink w:history="1" r:id="rIdrtgtwavwwnnmw3oa-ohap">
         <w:r>
           <w:rPr>
             <w:rFonts w:ascii="Arial" w:cs="Arial" w:eastAsia="Arial" w:hAnsi="Arial"/>
@@ -2411,7 +2411,7 @@
         </w:rPr>
         <w:t xml:space="preserve"> (</w:t>
       </w:r>
-      <w:hyperlink w:history="1" r:id="rIdlcs-9vzeclgnvlv_fa4nz">
+      <w:hyperlink w:history="1" r:id="rIdk22jorhrw7_wdg-z1ck2_">
         <w:r>
           <w:rPr>
             <w:rFonts w:ascii="Arial" w:cs="Arial" w:eastAsia="Arial" w:hAnsi="Arial"/>
@@ -2431,7 +2431,7 @@
         </w:rPr>
         <w:t xml:space="preserve">). To view a copy of this license, visit </w:t>
       </w:r>
-      <w:hyperlink w:history="1" r:id="rIdks3xks7uqnnqckl-xiig6">
+      <w:hyperlink w:history="1" r:id="rIdmvdzrkva3ev8me28ajnhv">
         <w:r>
           <w:rPr>
             <w:rFonts w:ascii="Arial" w:cs="Arial" w:eastAsia="Arial" w:hAnsi="Arial"/>

--- a/data/outputs/v2/Biology/SS1.1_Cell_Structure/Biology_Cell_Structure_SummaryTable.docx
+++ b/data/outputs/v2/Biology/SS1.1_Cell_Structure/Biology_Cell_Structure_SummaryTable.docx
@@ -2391,7 +2391,7 @@
         </w:rPr>
         <w:t xml:space="preserve">© 2026 SeaVuria and ARES. This work is licensed under a </w:t>
       </w:r>
-      <w:hyperlink w:history="1" r:id="rIdrtgtwavwwnnmw3oa-ohap">
+      <w:hyperlink w:history="1" r:id="rIdtorrb84fhqtem5i72vcq6">
         <w:r>
           <w:rPr>
             <w:rFonts w:ascii="Arial" w:cs="Arial" w:eastAsia="Arial" w:hAnsi="Arial"/>
@@ -2411,7 +2411,7 @@
         </w:rPr>
         <w:t xml:space="preserve"> (</w:t>
       </w:r>
-      <w:hyperlink w:history="1" r:id="rIdk22jorhrw7_wdg-z1ck2_">
+      <w:hyperlink w:history="1" r:id="rId2nmml0qmpp9or6wezk9fi">
         <w:r>
           <w:rPr>
             <w:rFonts w:ascii="Arial" w:cs="Arial" w:eastAsia="Arial" w:hAnsi="Arial"/>
@@ -2431,7 +2431,7 @@
         </w:rPr>
         <w:t xml:space="preserve">). To view a copy of this license, visit </w:t>
       </w:r>
-      <w:hyperlink w:history="1" r:id="rIdmvdzrkva3ev8me28ajnhv">
+      <w:hyperlink w:history="1" r:id="rIdmexhjwyjp9utzozjnxaov">
         <w:r>
           <w:rPr>
             <w:rFonts w:ascii="Arial" w:cs="Arial" w:eastAsia="Arial" w:hAnsi="Arial"/>

--- a/data/outputs/v2/Biology/SS1.1_Cell_Structure/Biology_Cell_Structure_SummaryTable.docx
+++ b/data/outputs/v2/Biology/SS1.1_Cell_Structure/Biology_Cell_Structure_SummaryTable.docx
@@ -2391,7 +2391,7 @@
         </w:rPr>
         <w:t xml:space="preserve">© 2026 SeaVuria and ARES. This work is licensed under a </w:t>
       </w:r>
-      <w:hyperlink w:history="1" r:id="rIdtorrb84fhqtem5i72vcq6">
+      <w:hyperlink w:history="1" r:id="rIdtu0x1xufxv2myoasgi6_l">
         <w:r>
           <w:rPr>
             <w:rFonts w:ascii="Arial" w:cs="Arial" w:eastAsia="Arial" w:hAnsi="Arial"/>
@@ -2411,7 +2411,7 @@
         </w:rPr>
         <w:t xml:space="preserve"> (</w:t>
       </w:r>
-      <w:hyperlink w:history="1" r:id="rId2nmml0qmpp9or6wezk9fi">
+      <w:hyperlink w:history="1" r:id="rId_wdqivf1idng_tevumhhs">
         <w:r>
           <w:rPr>
             <w:rFonts w:ascii="Arial" w:cs="Arial" w:eastAsia="Arial" w:hAnsi="Arial"/>
@@ -2431,7 +2431,7 @@
         </w:rPr>
         <w:t xml:space="preserve">). To view a copy of this license, visit </w:t>
       </w:r>
-      <w:hyperlink w:history="1" r:id="rIdmexhjwyjp9utzozjnxaov">
+      <w:hyperlink w:history="1" r:id="rId_puwmg8wedf0ugz-fgbb5">
         <w:r>
           <w:rPr>
             <w:rFonts w:ascii="Arial" w:cs="Arial" w:eastAsia="Arial" w:hAnsi="Arial"/>

--- a/data/outputs/v2/Biology/SS1.1_Cell_Structure/Biology_Cell_Structure_SummaryTable.docx
+++ b/data/outputs/v2/Biology/SS1.1_Cell_Structure/Biology_Cell_Structure_SummaryTable.docx
@@ -4,6 +4,7 @@
   <w:body>
     <w:p>
       <w:pPr>
+        <w:keepNext w:val="false"/>
         <w:spacing w:after="30" w:before="0"/>
         <w:jc w:val="center"/>
       </w:pPr>
@@ -23,6 +24,7 @@
     </w:p>
     <w:p>
       <w:pPr>
+        <w:keepNext w:val="false"/>
         <w:spacing w:after="60" w:before="0"/>
         <w:jc w:val="center"/>
       </w:pPr>
@@ -81,6 +83,7 @@
           </w:tcPr>
           <w:p>
             <w:pPr>
+              <w:keepNext w:val="false"/>
               <w:spacing w:after="40" w:before="0"/>
               <w:jc w:val="center"/>
             </w:pPr>
@@ -115,6 +118,7 @@
           </w:tcPr>
           <w:p>
             <w:pPr>
+              <w:keepNext w:val="false"/>
               <w:spacing w:after="40" w:before="0"/>
               <w:jc w:val="left"/>
             </w:pPr>
@@ -147,6 +151,7 @@
           </w:tcPr>
           <w:p>
             <w:pPr>
+              <w:keepNext w:val="false"/>
               <w:spacing w:after="40" w:before="0"/>
               <w:jc w:val="left"/>
             </w:pPr>
@@ -181,6 +186,7 @@
           </w:tcPr>
           <w:p>
             <w:pPr>
+              <w:keepNext w:val="false"/>
               <w:spacing w:after="40" w:before="0"/>
               <w:jc w:val="left"/>
             </w:pPr>
@@ -213,6 +219,7 @@
           </w:tcPr>
           <w:p>
             <w:pPr>
+              <w:keepNext w:val="false"/>
               <w:spacing w:after="40" w:before="0"/>
               <w:jc w:val="left"/>
             </w:pPr>
@@ -273,6 +280,7 @@
           </w:tcPr>
           <w:p>
             <w:pPr>
+              <w:keepNext w:val="false"/>
               <w:spacing w:after="40" w:before="0"/>
               <w:jc w:val="center"/>
             </w:pPr>
@@ -307,6 +315,7 @@
           </w:tcPr>
           <w:p>
             <w:pPr>
+              <w:keepNext w:val="false"/>
               <w:spacing w:after="40" w:before="0"/>
               <w:jc w:val="left"/>
             </w:pPr>
@@ -369,6 +378,7 @@
           </w:tcPr>
           <w:p>
             <w:pPr>
+              <w:keepNext w:val="false"/>
               <w:spacing w:after="40" w:before="0"/>
               <w:jc w:val="left"/>
             </w:pPr>
@@ -401,6 +411,7 @@
           </w:tcPr>
           <w:p>
             <w:pPr>
+              <w:keepNext w:val="false"/>
               <w:spacing w:after="40" w:before="0"/>
               <w:jc w:val="left"/>
             </w:pPr>
@@ -433,6 +444,7 @@
           </w:tcPr>
           <w:p>
             <w:pPr>
+              <w:keepNext w:val="false"/>
               <w:spacing w:after="40" w:before="0"/>
               <w:jc w:val="left"/>
             </w:pPr>
@@ -465,6 +477,7 @@
           </w:tcPr>
           <w:p>
             <w:pPr>
+              <w:keepNext w:val="false"/>
               <w:spacing w:after="40" w:before="0"/>
               <w:jc w:val="left"/>
             </w:pPr>
@@ -499,6 +512,7 @@
           </w:tcPr>
           <w:p>
             <w:pPr>
+              <w:keepNext w:val="false"/>
               <w:spacing w:after="40" w:before="0"/>
               <w:jc w:val="left"/>
             </w:pPr>
@@ -518,6 +532,7 @@
           </w:p>
           <w:p>
             <w:pPr>
+              <w:keepNext w:val="false"/>
               <w:spacing w:after="40" w:before="0"/>
               <w:jc w:val="left"/>
             </w:pPr>
@@ -550,6 +565,7 @@
           </w:tcPr>
           <w:p>
             <w:pPr>
+              <w:keepNext w:val="false"/>
               <w:spacing w:after="40" w:before="0"/>
               <w:jc w:val="left"/>
             </w:pPr>
@@ -582,6 +598,7 @@
           </w:tcPr>
           <w:p>
             <w:pPr>
+              <w:keepNext w:val="false"/>
               <w:spacing w:after="40" w:before="0"/>
               <w:jc w:val="left"/>
             </w:pPr>
@@ -614,6 +631,7 @@
           </w:tcPr>
           <w:p>
             <w:pPr>
+              <w:keepNext w:val="false"/>
               <w:spacing w:after="40" w:before="0"/>
               <w:jc w:val="left"/>
             </w:pPr>
@@ -648,6 +666,7 @@
           </w:tcPr>
           <w:p>
             <w:pPr>
+              <w:keepNext w:val="false"/>
               <w:spacing w:after="40" w:before="0"/>
               <w:jc w:val="left"/>
             </w:pPr>
@@ -667,6 +686,7 @@
           </w:p>
           <w:p>
             <w:pPr>
+              <w:keepNext w:val="false"/>
               <w:spacing w:after="40" w:before="0"/>
               <w:jc w:val="left"/>
             </w:pPr>
@@ -699,6 +719,7 @@
           </w:tcPr>
           <w:p>
             <w:pPr>
+              <w:keepNext w:val="false"/>
               <w:spacing w:after="40" w:before="0"/>
               <w:jc w:val="left"/>
             </w:pPr>
@@ -731,6 +752,7 @@
           </w:tcPr>
           <w:p>
             <w:pPr>
+              <w:keepNext w:val="false"/>
               <w:spacing w:after="40" w:before="0"/>
               <w:jc w:val="left"/>
             </w:pPr>
@@ -763,6 +785,7 @@
           </w:tcPr>
           <w:p>
             <w:pPr>
+              <w:keepNext w:val="false"/>
               <w:spacing w:after="40" w:before="0"/>
               <w:jc w:val="left"/>
             </w:pPr>
@@ -797,6 +820,7 @@
           </w:tcPr>
           <w:p>
             <w:pPr>
+              <w:keepNext w:val="false"/>
               <w:spacing w:after="40" w:before="0"/>
               <w:jc w:val="left"/>
             </w:pPr>
@@ -816,6 +840,7 @@
           </w:p>
           <w:p>
             <w:pPr>
+              <w:keepNext w:val="false"/>
               <w:spacing w:after="40" w:before="0"/>
               <w:jc w:val="left"/>
             </w:pPr>
@@ -848,6 +873,7 @@
           </w:tcPr>
           <w:p>
             <w:pPr>
+              <w:keepNext w:val="false"/>
               <w:spacing w:after="40" w:before="0"/>
               <w:jc w:val="left"/>
             </w:pPr>
@@ -880,6 +906,7 @@
           </w:tcPr>
           <w:p>
             <w:pPr>
+              <w:keepNext w:val="false"/>
               <w:spacing w:after="40" w:before="0"/>
               <w:jc w:val="left"/>
             </w:pPr>
@@ -912,6 +939,7 @@
           </w:tcPr>
           <w:p>
             <w:pPr>
+              <w:keepNext w:val="false"/>
               <w:spacing w:after="40" w:before="0"/>
               <w:jc w:val="left"/>
             </w:pPr>
@@ -946,6 +974,7 @@
           </w:tcPr>
           <w:p>
             <w:pPr>
+              <w:keepNext w:val="false"/>
               <w:spacing w:after="40" w:before="0"/>
               <w:jc w:val="left"/>
             </w:pPr>
@@ -965,6 +994,7 @@
           </w:p>
           <w:p>
             <w:pPr>
+              <w:keepNext w:val="false"/>
               <w:spacing w:after="40" w:before="0"/>
               <w:jc w:val="left"/>
             </w:pPr>
@@ -997,6 +1027,7 @@
           </w:tcPr>
           <w:p>
             <w:pPr>
+              <w:keepNext w:val="false"/>
               <w:spacing w:after="40" w:before="0"/>
               <w:jc w:val="left"/>
             </w:pPr>
@@ -1029,6 +1060,7 @@
           </w:tcPr>
           <w:p>
             <w:pPr>
+              <w:keepNext w:val="false"/>
               <w:spacing w:after="40" w:before="0"/>
               <w:jc w:val="left"/>
             </w:pPr>
@@ -1061,6 +1093,7 @@
           </w:tcPr>
           <w:p>
             <w:pPr>
+              <w:keepNext w:val="false"/>
               <w:spacing w:after="40" w:before="0"/>
               <w:jc w:val="left"/>
             </w:pPr>
@@ -1095,6 +1128,7 @@
           </w:tcPr>
           <w:p>
             <w:pPr>
+              <w:keepNext w:val="false"/>
               <w:spacing w:after="40" w:before="0"/>
               <w:jc w:val="left"/>
             </w:pPr>
@@ -1114,6 +1148,7 @@
           </w:p>
           <w:p>
             <w:pPr>
+              <w:keepNext w:val="false"/>
               <w:spacing w:after="40" w:before="0"/>
               <w:jc w:val="left"/>
             </w:pPr>
@@ -1146,6 +1181,7 @@
           </w:tcPr>
           <w:p>
             <w:pPr>
+              <w:keepNext w:val="false"/>
               <w:spacing w:after="40" w:before="0"/>
               <w:jc w:val="left"/>
             </w:pPr>
@@ -1178,6 +1214,7 @@
           </w:tcPr>
           <w:p>
             <w:pPr>
+              <w:keepNext w:val="false"/>
               <w:spacing w:after="40" w:before="0"/>
               <w:jc w:val="left"/>
             </w:pPr>
@@ -1210,6 +1247,7 @@
           </w:tcPr>
           <w:p>
             <w:pPr>
+              <w:keepNext w:val="false"/>
               <w:spacing w:after="40" w:before="0"/>
               <w:jc w:val="left"/>
             </w:pPr>
@@ -1244,6 +1282,7 @@
           </w:tcPr>
           <w:p>
             <w:pPr>
+              <w:keepNext w:val="false"/>
               <w:spacing w:after="40" w:before="0"/>
               <w:jc w:val="left"/>
             </w:pPr>
@@ -1263,6 +1302,7 @@
           </w:p>
           <w:p>
             <w:pPr>
+              <w:keepNext w:val="false"/>
               <w:spacing w:after="40" w:before="0"/>
               <w:jc w:val="left"/>
             </w:pPr>
@@ -1295,6 +1335,7 @@
           </w:tcPr>
           <w:p>
             <w:pPr>
+              <w:keepNext w:val="false"/>
               <w:spacing w:after="40" w:before="0"/>
               <w:jc w:val="left"/>
             </w:pPr>
@@ -1327,6 +1368,7 @@
           </w:tcPr>
           <w:p>
             <w:pPr>
+              <w:keepNext w:val="false"/>
               <w:spacing w:after="40" w:before="0"/>
               <w:jc w:val="left"/>
             </w:pPr>
@@ -1359,6 +1401,7 @@
           </w:tcPr>
           <w:p>
             <w:pPr>
+              <w:keepNext w:val="false"/>
               <w:spacing w:after="40" w:before="0"/>
               <w:jc w:val="left"/>
             </w:pPr>
@@ -1393,6 +1436,7 @@
           </w:tcPr>
           <w:p>
             <w:pPr>
+              <w:keepNext w:val="false"/>
               <w:spacing w:after="40" w:before="0"/>
               <w:jc w:val="left"/>
             </w:pPr>
@@ -1412,6 +1456,7 @@
           </w:p>
           <w:p>
             <w:pPr>
+              <w:keepNext w:val="false"/>
               <w:spacing w:after="40" w:before="0"/>
               <w:jc w:val="left"/>
             </w:pPr>
@@ -1444,6 +1489,7 @@
           </w:tcPr>
           <w:p>
             <w:pPr>
+              <w:keepNext w:val="false"/>
               <w:spacing w:after="40" w:before="0"/>
               <w:jc w:val="left"/>
             </w:pPr>
@@ -1476,6 +1522,7 @@
           </w:tcPr>
           <w:p>
             <w:pPr>
+              <w:keepNext w:val="false"/>
               <w:spacing w:after="40" w:before="0"/>
               <w:jc w:val="left"/>
             </w:pPr>
@@ -1508,6 +1555,7 @@
           </w:tcPr>
           <w:p>
             <w:pPr>
+              <w:keepNext w:val="false"/>
               <w:spacing w:after="40" w:before="0"/>
               <w:jc w:val="left"/>
             </w:pPr>
@@ -1542,6 +1590,7 @@
           </w:tcPr>
           <w:p>
             <w:pPr>
+              <w:keepNext w:val="false"/>
               <w:spacing w:after="40" w:before="0"/>
               <w:jc w:val="left"/>
             </w:pPr>
@@ -1561,6 +1610,7 @@
           </w:p>
           <w:p>
             <w:pPr>
+              <w:keepNext w:val="false"/>
               <w:spacing w:after="40" w:before="0"/>
               <w:jc w:val="left"/>
             </w:pPr>
@@ -1593,6 +1643,7 @@
           </w:tcPr>
           <w:p>
             <w:pPr>
+              <w:keepNext w:val="false"/>
               <w:spacing w:after="40" w:before="0"/>
               <w:jc w:val="left"/>
             </w:pPr>
@@ -1625,6 +1676,7 @@
           </w:tcPr>
           <w:p>
             <w:pPr>
+              <w:keepNext w:val="false"/>
               <w:spacing w:after="40" w:before="0"/>
               <w:jc w:val="left"/>
             </w:pPr>
@@ -1657,6 +1709,7 @@
           </w:tcPr>
           <w:p>
             <w:pPr>
+              <w:keepNext w:val="false"/>
               <w:spacing w:after="40" w:before="0"/>
               <w:jc w:val="left"/>
             </w:pPr>
@@ -1691,6 +1744,7 @@
           </w:tcPr>
           <w:p>
             <w:pPr>
+              <w:keepNext w:val="false"/>
               <w:spacing w:after="40" w:before="0"/>
               <w:jc w:val="left"/>
             </w:pPr>
@@ -1710,6 +1764,7 @@
           </w:p>
           <w:p>
             <w:pPr>
+              <w:keepNext w:val="false"/>
               <w:spacing w:after="40" w:before="0"/>
               <w:jc w:val="left"/>
             </w:pPr>
@@ -1742,6 +1797,7 @@
           </w:tcPr>
           <w:p>
             <w:pPr>
+              <w:keepNext w:val="false"/>
               <w:spacing w:after="40" w:before="0"/>
               <w:jc w:val="left"/>
             </w:pPr>
@@ -1774,6 +1830,7 @@
           </w:tcPr>
           <w:p>
             <w:pPr>
+              <w:keepNext w:val="false"/>
               <w:spacing w:after="40" w:before="0"/>
               <w:jc w:val="left"/>
             </w:pPr>
@@ -1806,6 +1863,7 @@
           </w:tcPr>
           <w:p>
             <w:pPr>
+              <w:keepNext w:val="false"/>
               <w:spacing w:after="40" w:before="0"/>
               <w:jc w:val="left"/>
             </w:pPr>
@@ -1840,6 +1898,7 @@
           </w:tcPr>
           <w:p>
             <w:pPr>
+              <w:keepNext w:val="false"/>
               <w:spacing w:after="40" w:before="0"/>
               <w:jc w:val="left"/>
             </w:pPr>
@@ -1859,6 +1918,7 @@
           </w:p>
           <w:p>
             <w:pPr>
+              <w:keepNext w:val="false"/>
               <w:spacing w:after="40" w:before="0"/>
               <w:jc w:val="left"/>
             </w:pPr>
@@ -1891,6 +1951,7 @@
           </w:tcPr>
           <w:p>
             <w:pPr>
+              <w:keepNext w:val="false"/>
               <w:spacing w:after="40" w:before="0"/>
               <w:jc w:val="left"/>
             </w:pPr>
@@ -1923,6 +1984,7 @@
           </w:tcPr>
           <w:p>
             <w:pPr>
+              <w:keepNext w:val="false"/>
               <w:spacing w:after="40" w:before="0"/>
               <w:jc w:val="left"/>
             </w:pPr>
@@ -1955,6 +2017,7 @@
           </w:tcPr>
           <w:p>
             <w:pPr>
+              <w:keepNext w:val="false"/>
               <w:spacing w:after="40" w:before="0"/>
               <w:jc w:val="left"/>
             </w:pPr>
@@ -1989,6 +2052,7 @@
           </w:tcPr>
           <w:p>
             <w:pPr>
+              <w:keepNext w:val="false"/>
               <w:spacing w:after="40" w:before="0"/>
               <w:jc w:val="left"/>
             </w:pPr>
@@ -2008,6 +2072,7 @@
           </w:p>
           <w:p>
             <w:pPr>
+              <w:keepNext w:val="false"/>
               <w:spacing w:after="40" w:before="0"/>
               <w:jc w:val="left"/>
             </w:pPr>
@@ -2040,6 +2105,7 @@
           </w:tcPr>
           <w:p>
             <w:pPr>
+              <w:keepNext w:val="false"/>
               <w:spacing w:after="40" w:before="0"/>
               <w:jc w:val="left"/>
             </w:pPr>
@@ -2072,6 +2138,7 @@
           </w:tcPr>
           <w:p>
             <w:pPr>
+              <w:keepNext w:val="false"/>
               <w:spacing w:after="40" w:before="0"/>
               <w:jc w:val="left"/>
             </w:pPr>
@@ -2104,6 +2171,7 @@
           </w:tcPr>
           <w:p>
             <w:pPr>
+              <w:keepNext w:val="false"/>
               <w:spacing w:after="40" w:before="0"/>
               <w:jc w:val="left"/>
             </w:pPr>
@@ -2138,6 +2206,7 @@
           </w:tcPr>
           <w:p>
             <w:pPr>
+              <w:keepNext w:val="false"/>
               <w:spacing w:after="40" w:before="0"/>
               <w:jc w:val="left"/>
             </w:pPr>
@@ -2157,6 +2226,7 @@
           </w:p>
           <w:p>
             <w:pPr>
+              <w:keepNext w:val="false"/>
               <w:spacing w:after="40" w:before="0"/>
               <w:jc w:val="left"/>
             </w:pPr>
@@ -2189,6 +2259,7 @@
           </w:tcPr>
           <w:p>
             <w:pPr>
+              <w:keepNext w:val="false"/>
               <w:spacing w:after="40" w:before="0"/>
               <w:jc w:val="left"/>
             </w:pPr>
@@ -2221,6 +2292,7 @@
           </w:tcPr>
           <w:p>
             <w:pPr>
+              <w:keepNext w:val="false"/>
               <w:spacing w:after="40" w:before="0"/>
               <w:jc w:val="left"/>
             </w:pPr>
@@ -2253,6 +2325,7 @@
           </w:tcPr>
           <w:p>
             <w:pPr>
+              <w:keepNext w:val="false"/>
               <w:spacing w:after="40" w:before="0"/>
               <w:jc w:val="left"/>
             </w:pPr>
@@ -2391,7 +2464,7 @@
         </w:rPr>
         <w:t xml:space="preserve">© 2026 SeaVuria and ARES. This work is licensed under a </w:t>
       </w:r>
-      <w:hyperlink w:history="1" r:id="rIdtu0x1xufxv2myoasgi6_l">
+      <w:hyperlink w:history="1" r:id="rIdke5wni-sxfagc7ocnuxuu">
         <w:r>
           <w:rPr>
             <w:rFonts w:ascii="Arial" w:cs="Arial" w:eastAsia="Arial" w:hAnsi="Arial"/>
@@ -2411,7 +2484,7 @@
         </w:rPr>
         <w:t xml:space="preserve"> (</w:t>
       </w:r>
-      <w:hyperlink w:history="1" r:id="rId_wdqivf1idng_tevumhhs">
+      <w:hyperlink w:history="1" r:id="rId5skot0ii-izsmxv5nkjzd">
         <w:r>
           <w:rPr>
             <w:rFonts w:ascii="Arial" w:cs="Arial" w:eastAsia="Arial" w:hAnsi="Arial"/>
@@ -2431,7 +2504,7 @@
         </w:rPr>
         <w:t xml:space="preserve">). To view a copy of this license, visit </w:t>
       </w:r>
-      <w:hyperlink w:history="1" r:id="rId_puwmg8wedf0ugz-fgbb5">
+      <w:hyperlink w:history="1" r:id="rId24w8fn8a9n6gtic_op0eo">
         <w:r>
           <w:rPr>
             <w:rFonts w:ascii="Arial" w:cs="Arial" w:eastAsia="Arial" w:hAnsi="Arial"/>

--- a/data/outputs/v2/Biology/SS1.1_Cell_Structure/Biology_Cell_Structure_SummaryTable.docx
+++ b/data/outputs/v2/Biology/SS1.1_Cell_Structure/Biology_Cell_Structure_SummaryTable.docx
@@ -2464,7 +2464,7 @@
         </w:rPr>
         <w:t xml:space="preserve">© 2026 SeaVuria and ARES. This work is licensed under a </w:t>
       </w:r>
-      <w:hyperlink w:history="1" r:id="rIdke5wni-sxfagc7ocnuxuu">
+      <w:hyperlink w:history="1" r:id="rIdvp0qm3c71fgjxoligiatf">
         <w:r>
           <w:rPr>
             <w:rFonts w:ascii="Arial" w:cs="Arial" w:eastAsia="Arial" w:hAnsi="Arial"/>
@@ -2484,7 +2484,7 @@
         </w:rPr>
         <w:t xml:space="preserve"> (</w:t>
       </w:r>
-      <w:hyperlink w:history="1" r:id="rId5skot0ii-izsmxv5nkjzd">
+      <w:hyperlink w:history="1" r:id="rIdt5dbdzkgnicoqnfplwgns">
         <w:r>
           <w:rPr>
             <w:rFonts w:ascii="Arial" w:cs="Arial" w:eastAsia="Arial" w:hAnsi="Arial"/>
@@ -2504,7 +2504,7 @@
         </w:rPr>
         <w:t xml:space="preserve">). To view a copy of this license, visit </w:t>
       </w:r>
-      <w:hyperlink w:history="1" r:id="rId24w8fn8a9n6gtic_op0eo">
+      <w:hyperlink w:history="1" r:id="rIdnpd32x43v0ppjqybtr5f0">
         <w:r>
           <w:rPr>
             <w:rFonts w:ascii="Arial" w:cs="Arial" w:eastAsia="Arial" w:hAnsi="Arial"/>
